--- a/rabbinical-court-response/תגובת_האישה_לבקשת_הבעל.docx
+++ b/rabbinical-court-response/תגובת_האישה_לבקשת_הבעל.docx
@@ -339,7 +339,7 @@
           <w:szCs w:val="24"/>
           <w:rtl/>
         </w:rPr>
-        <w:t xml:space="preserve">האישה מאשרת כי הצדדים שוחחו ביניהם, ומבקשת בכנות לתת הזדמנות ממשית לשיקום הנישואין. שלום בית של אמת מחייב מסגרת ברורה ומחויבות הדדית, ולכן מציעה האישה את המתווה שבסעיף 6 להלן.</w:t>
+        <w:t xml:space="preserve">האישה מאשרת כי הצדדים שוחחו ביניהם, ומבקשת בכנות לתת הזדמנות ממשית לשיקום הנישואין. ואולם, שלום בית של אמת אינו נבנה על הצהרה חד צדדית ועל ביטול גורף של ההסדרים הקיימים, אלא על מסגרת ברורה ומחייבת. לפיכך מציעה האישה את המתווה שבסעיף 7 להלן.</w:t>
       </w:r>
     </w:p>
     <w:p>
@@ -371,7 +371,7 @@
           <w:szCs w:val="24"/>
           <w:rtl/>
         </w:rPr>
-        <w:t xml:space="preserve"> עמדת האישה מובאת בתגובה זו, והיא תציג אותה גם באופן אישי בדיון. אין הצדקה לחייב את האישה בתצהיר, כאשר הבעל עצמו לא צירף תצהיר לבקשתו.</w:t>
+        <w:t xml:space="preserve"> עמדת האישה מובאת בתגובה זו, והיא תציג אותה גם באופן אישי בדיון. אין כל הצדקה לחייב את האישה, ורק אותה, בתצהיר, כאשר הבעל עצמו לא צירף תצהיר לבקשתו.</w:t>
       </w:r>
     </w:p>
     <w:p>
@@ -435,7 +435,7 @@
           <w:szCs w:val="24"/>
           <w:rtl/>
         </w:rPr>
-        <w:t xml:space="preserve"> הצו ניתן לאחר שהוצגו בפני בית הדין נסיבות שהצדיקו אותו. אף על פי כן, ומתוך רצון כן בשלום בית, האישה מסכימה לביטולו ולחזרת הבעל לבית, כחלק מהמתווה ובכפוף לתנאיו. אין בהסכמה זו הודאה כי הנסיבות שבבסיס הצו לא התקיימו.</w:t>
+        <w:t xml:space="preserve"> הצו ניתן לאחר שהוצגו בפני בית הדין נסיבות שהצדיקו אותו. אף על פי כן, ומתוך רצון כן בשלום בית, האישה מסכימה לביטולו ולחזרת הבעל לבית, אך אך ורק כחלק מהמתווה ובכפוף לכל תנאיו. ככל שהבעל לא יסכים למתווה, האישה מתנגדת לביטול הצו. אין בהסכמה זו הודאה כי הנסיבות שבבסיס הצו לא התקיימו.</w:t>
       </w:r>
     </w:p>
     <w:p>
@@ -467,7 +467,7 @@
           <w:szCs w:val="24"/>
           <w:rtl/>
         </w:rPr>
-        <w:t xml:space="preserve"> האישה מתנגדת לבקשה לבטל את המזונות הזמניים, שהוכנסה בסוגריים בסעיף 18 לבקשה, ומבקשת לדחותה על הסף. ביטול מזונות הוא סעד מהותי המחייב בקשה מנומקת, והבקשה אינה כוללת ולו נימוק אחד. חיוב הבעל במזונות אשתו עומד כל עוד היא אינה מסרבת לחיות עמו, ואישה המבקשת שלום בית, כפי שטוען הבעל עצמו, זכאית למזונות. בקשה לשלול את מזונות האישה דווקא בפתח תקופת שיקום סותרת את ההצהרה על רצון בשלום בית.</w:t>
+        <w:t xml:space="preserve"> האישה מתנגדת נחרצות לבקשה לבטל את המזונות הזמניים שנפסקו לילדים, שהוכנסה בסוגריים בסעיף 18 לבקשה, ומבקשת לדחותה על הסף. ביטול מזונות הוא סעד מהותי המחייב בקשה מנומקת ונתמכת בראיות, והבקשה אינה כוללת ולו נימוק אחד. מזונות הילדים הם זכותם של הילדים עצמם, וחובת האב לזון את ילדיו הקטינים אינה תלויה במצב היחסים בין ההורים ואינה נתונה למיקוח ביניהם. בקשה לשלול את מזונות הילדים דווקא בפתח תקופת שיקום, ובצמוד להצהרה על שלום בית, מעוררת חשש של ממש כי ההצהרה נועדה לשמש כלי לחיסכון כספי ולא לשיקום המשפחה.</w:t>
       </w:r>
     </w:p>
     <w:p>
@@ -490,6 +490,122 @@
           <w:szCs w:val="24"/>
           <w:rtl/>
         </w:rPr>
+        <w:t xml:space="preserve">חלופה מוצעת:</w:t>
+      </w:r>
+      <w:r>
+        <w:rPr>
+          <w:rFonts w:ascii="David" w:cs="David" w:eastAsia="David" w:hAnsi="David"/>
+          <w:sz w:val="24"/>
+          <w:szCs w:val="24"/>
+          <w:rtl/>
+        </w:rPr>
+        <w:t xml:space="preserve"> מבלי לגרוע מהתנגדותה, ומתוך רצון לקדם את עצמאותה הכלכלית ואת יציבות הבית, האישה מוכנה להסדר הבא:</w:t>
+      </w:r>
+    </w:p>
+    <w:p>
+      <w:pPr>
+        <w:pStyle w:val="ListParagraph"/>
+        <w:numPr>
+          <w:ilvl w:val="0"/>
+          <w:numId w:val="3"/>
+        </w:numPr>
+        <w:bidi/>
+        <w:spacing w:after="120" w:line="360" w:lineRule="auto"/>
+        <w:jc w:val="both"/>
+      </w:pPr>
+      <w:r>
+        <w:rPr>
+          <w:rFonts w:ascii="David" w:cs="David" w:eastAsia="David" w:hAnsi="David"/>
+          <w:sz w:val="24"/>
+          <w:szCs w:val="24"/>
+          <w:rtl/>
+        </w:rPr>
+        <w:t xml:space="preserve">הבעל יישא במלוא עלות המעון של בנם השלישי של הצדדים, כבן 10 חודשים, בתשלום ישיר למעון, ויציג לאישה אישור תשלום מדי חודש.</w:t>
+      </w:r>
+    </w:p>
+    <w:p>
+      <w:pPr>
+        <w:pStyle w:val="ListParagraph"/>
+        <w:numPr>
+          <w:ilvl w:val="0"/>
+          <w:numId w:val="3"/>
+        </w:numPr>
+        <w:bidi/>
+        <w:spacing w:after="120" w:line="360" w:lineRule="auto"/>
+        <w:jc w:val="both"/>
+      </w:pPr>
+      <w:r>
+        <w:rPr>
+          <w:rFonts w:ascii="David" w:cs="David" w:eastAsia="David" w:hAnsi="David"/>
+          <w:sz w:val="24"/>
+          <w:szCs w:val="24"/>
+          <w:rtl/>
+        </w:rPr>
+        <w:t xml:space="preserve">עם קליטת הבן במעון, האישה תצא לעבודה, כדי לשאת בעצמה בכלכלת הבית ובכלכלתה.</w:t>
+      </w:r>
+    </w:p>
+    <w:p>
+      <w:pPr>
+        <w:pStyle w:val="ListParagraph"/>
+        <w:numPr>
+          <w:ilvl w:val="0"/>
+          <w:numId w:val="3"/>
+        </w:numPr>
+        <w:bidi/>
+        <w:spacing w:after="120" w:line="360" w:lineRule="auto"/>
+        <w:jc w:val="both"/>
+      </w:pPr>
+      <w:r>
+        <w:rPr>
+          <w:rFonts w:ascii="David" w:cs="David" w:eastAsia="David" w:hAnsi="David"/>
+          <w:sz w:val="24"/>
+          <w:szCs w:val="24"/>
+          <w:rtl/>
+        </w:rPr>
+        <w:t xml:space="preserve">מהיום שבו תתחיל האישה לעבוד בפועל, וכל עוד הבעל משלם את המעון במלואו ובמועדו, יעודכן סכום המזונות הזמניים בהתאם להכנסות הצדדים, כפי שיורה בית הדין הנכבד, ובלבד שלא יפחת מהצרכים ההכרחיים של הילדים.</w:t>
+      </w:r>
+    </w:p>
+    <w:p>
+      <w:pPr>
+        <w:pStyle w:val="ListParagraph"/>
+        <w:numPr>
+          <w:ilvl w:val="0"/>
+          <w:numId w:val="3"/>
+        </w:numPr>
+        <w:bidi/>
+        <w:spacing w:after="120" w:line="360" w:lineRule="auto"/>
+        <w:jc w:val="both"/>
+      </w:pPr>
+      <w:r>
+        <w:rPr>
+          <w:rFonts w:ascii="David" w:cs="David" w:eastAsia="David" w:hAnsi="David"/>
+          <w:sz w:val="24"/>
+          <w:szCs w:val="24"/>
+          <w:rtl/>
+        </w:rPr>
+        <w:t xml:space="preserve">אם הבעל יפסיק לשלם את המעון, או אם האישה תפסיק לעבוד שלא באשמתה, יחזור סכום המזונות הזמניים לקדמותו באופן מיידי, ללא צורך בהחלטה נוספת.</w:t>
+      </w:r>
+    </w:p>
+    <w:p>
+      <w:pPr>
+        <w:pStyle w:val="ListParagraph"/>
+        <w:numPr>
+          <w:ilvl w:val="0"/>
+          <w:numId w:val="2"/>
+        </w:numPr>
+        <w:bidi/>
+        <w:spacing w:after="120" w:line="360" w:lineRule="auto"/>
+        <w:jc w:val="both"/>
+      </w:pPr>
+      <w:r>
+        <w:rPr>
+          <w:rFonts w:ascii="David" w:cs="David" w:eastAsia="David" w:hAnsi="David"/>
+          <w:b/>
+          <w:bCs/>
+          <w:sz w:val="24"/>
+          <w:szCs w:val="24"/>
+          <w:rtl/>
+        </w:rPr>
         <w:t xml:space="preserve">המתווה המוצע:</w:t>
       </w:r>
     </w:p>
@@ -498,7 +614,7 @@
         <w:pStyle w:val="ListParagraph"/>
         <w:numPr>
           <w:ilvl w:val="0"/>
-          <w:numId w:val="3"/>
+          <w:numId w:val="4"/>
         </w:numPr>
         <w:bidi/>
         <w:spacing w:after="120" w:line="360" w:lineRule="auto"/>
@@ -519,7 +635,7 @@
         <w:pStyle w:val="ListParagraph"/>
         <w:numPr>
           <w:ilvl w:val="0"/>
-          <w:numId w:val="3"/>
+          <w:numId w:val="4"/>
         </w:numPr>
         <w:bidi/>
         <w:spacing w:after="120" w:line="360" w:lineRule="auto"/>
@@ -540,28 +656,28 @@
         <w:pStyle w:val="ListParagraph"/>
         <w:numPr>
           <w:ilvl w:val="0"/>
-          <w:numId w:val="3"/>
-        </w:numPr>
-        <w:bidi/>
-        <w:spacing w:after="120" w:line="360" w:lineRule="auto"/>
-        <w:jc w:val="both"/>
-      </w:pPr>
-      <w:r>
-        <w:rPr>
-          <w:rFonts w:ascii="David" w:cs="David" w:eastAsia="David" w:hAnsi="David"/>
-          <w:sz w:val="24"/>
-          <w:szCs w:val="24"/>
-          <w:rtl/>
-        </w:rPr>
-        <w:t xml:space="preserve">הבעל ימשיך לשלם את המזונות הזמניים במלואם ובמועדם. חזרתו לבית לא תהווה עילה להפחתתם או לביטולם.</w:t>
-      </w:r>
-    </w:p>
-    <w:p>
-      <w:pPr>
-        <w:pStyle w:val="ListParagraph"/>
-        <w:numPr>
-          <w:ilvl w:val="0"/>
-          <w:numId w:val="3"/>
+          <w:numId w:val="4"/>
+        </w:numPr>
+        <w:bidi/>
+        <w:spacing w:after="120" w:line="360" w:lineRule="auto"/>
+        <w:jc w:val="both"/>
+      </w:pPr>
+      <w:r>
+        <w:rPr>
+          <w:rFonts w:ascii="David" w:cs="David" w:eastAsia="David" w:hAnsi="David"/>
+          <w:sz w:val="24"/>
+          <w:szCs w:val="24"/>
+          <w:rtl/>
+        </w:rPr>
+        <w:t xml:space="preserve">הבעל ימשיך לשלם את המזונות הזמניים במלואם ובמועדם, בכפוף לחלופה שבסעיף 6 לעיל. חזרתו לבית לא תהווה עילה להפחתתם או לביטולם.</w:t>
+      </w:r>
+    </w:p>
+    <w:p>
+      <w:pPr>
+        <w:pStyle w:val="ListParagraph"/>
+        <w:numPr>
+          <w:ilvl w:val="0"/>
+          <w:numId w:val="4"/>
         </w:numPr>
         <w:bidi/>
         <w:spacing w:after="120" w:line="360" w:lineRule="auto"/>
@@ -582,7 +698,7 @@
         <w:pStyle w:val="ListParagraph"/>
         <w:numPr>
           <w:ilvl w:val="0"/>
-          <w:numId w:val="3"/>
+          <w:numId w:val="4"/>
         </w:numPr>
         <w:bidi/>
         <w:spacing w:after="120" w:line="360" w:lineRule="auto"/>
@@ -603,7 +719,7 @@
         <w:pStyle w:val="ListParagraph"/>
         <w:numPr>
           <w:ilvl w:val="0"/>
-          <w:numId w:val="3"/>
+          <w:numId w:val="4"/>
         </w:numPr>
         <w:bidi/>
         <w:spacing w:after="120" w:line="360" w:lineRule="auto"/>
@@ -637,7 +753,7 @@
           <w:szCs w:val="24"/>
           <w:rtl/>
         </w:rPr>
-        <w:t xml:space="preserve">אשר על כן, מתבקש בית הדין הנכבד לאמץ את המתווה ולתת לו תוקף של החלטה; לבטל את הדיון רק אם הבעל יודיע בכתב על הסכמתו למתווה, ואחרת לקיימו במועדו; ולדחות את הבקשה להגשת תצהיר ואת הבקשה לביטול המזונות הזמניים.</w:t>
+        <w:t xml:space="preserve">אשר על כן, מתבקש בית הדין הנכבד לאמץ את המתווה ולתת לו תוקף של החלטה; לבטל את הדיון רק אם הבעל יודיע בכתב על הסכמתו למתווה, ואחרת לקיימו במועדו; לדחות את הבקשה להגשת תצהיר; ולדחות על הסף את הבקשה לביטול המזונות הזמניים, ולחלופין לאמץ את ההסדר החלופי שבסעיף 6 לעיל.</w:t>
       </w:r>
     </w:p>
     <w:p>
@@ -989,6 +1105,12 @@
       <w:startOverride w:val="1"/>
     </w:lvlOverride>
   </w:num>
+  <w:num w:numId="4">
+    <w:abstractNumId w:val="3"/>
+    <w:lvlOverride w:ilvl="0">
+      <w:startOverride w:val="1"/>
+    </w:lvlOverride>
+  </w:num>
 </w:numbering>
 </file>
 

--- a/rabbinical-court-response/תגובת_האישה_לבקשת_הבעל.docx
+++ b/rabbinical-court-response/תגובת_האישה_לבקשת_הבעל.docx
@@ -302,13 +302,13 @@
           <w:u w:val="single"/>
           <w:rtl/>
         </w:rPr>
-        <w:t xml:space="preserve">תגובת האישה לבקשת הבעל מיום __.10.2026</w:t>
-      </w:r>
-    </w:p>
-    <w:p>
-      <w:pPr>
-        <w:bidi/>
-        <w:spacing w:after="120" w:line="360" w:lineRule="auto"/>
+        <w:t xml:space="preserve">תגובת האישה לבקשת הבעל מיום 12.10.2026</w:t>
+      </w:r>
+    </w:p>
+    <w:p>
+      <w:pPr>
+        <w:bidi/>
+        <w:spacing w:after="60" w:line="360" w:lineRule="auto"/>
         <w:jc w:val="both"/>
       </w:pPr>
       <w:r>
@@ -329,17 +329,17 @@
           <w:numId w:val="2"/>
         </w:numPr>
         <w:bidi/>
-        <w:spacing w:after="120" w:line="360" w:lineRule="auto"/>
-        <w:jc w:val="both"/>
-      </w:pPr>
-      <w:r>
-        <w:rPr>
-          <w:rFonts w:ascii="David" w:cs="David" w:eastAsia="David" w:hAnsi="David"/>
-          <w:sz w:val="24"/>
-          <w:szCs w:val="24"/>
-          <w:rtl/>
-        </w:rPr>
-        <w:t xml:space="preserve">האישה מאשרת כי הצדדים שוחחו ביניהם, ומבקשת בכנות לתת הזדמנות ממשית לשיקום הנישואין. ואולם, שלום בית של אמת אינו נבנה על הצהרה חד צדדית ועל ביטול גורף של ההסדרים הקיימים, אלא על מסגרת ברורה ומחייבת. לפיכך מציעה האישה את המתווה שבסעיף 7 להלן.</w:t>
+        <w:spacing w:after="60" w:line="360" w:lineRule="auto"/>
+        <w:jc w:val="both"/>
+      </w:pPr>
+      <w:r>
+        <w:rPr>
+          <w:rFonts w:ascii="David" w:cs="David" w:eastAsia="David" w:hAnsi="David"/>
+          <w:sz w:val="24"/>
+          <w:szCs w:val="24"/>
+          <w:rtl/>
+        </w:rPr>
+        <w:t xml:space="preserve">האישה מאשרת כי הצדדים שוחחו ביניהם, והיא מבקשת בכנות לתת הזדמנות ממשית לשיקום הנישואין. ואולם, שלום בית אינו מושג בהצהרה חד צדדית ובביטול גורף של כל ההסדרים הקיימים, כפי שמבקש הבעל, אלא במסגרת ברורה ומחייבת המעוגנת בהחלטה שיפוטית. לפיכך מציעה האישה את המתווה שבסעיף 7 להלן.</w:t>
       </w:r>
     </w:p>
     <w:p>
@@ -350,7 +350,7 @@
           <w:numId w:val="2"/>
         </w:numPr>
         <w:bidi/>
-        <w:spacing w:after="120" w:line="360" w:lineRule="auto"/>
+        <w:spacing w:after="60" w:line="360" w:lineRule="auto"/>
         <w:jc w:val="both"/>
       </w:pPr>
       <w:r>
@@ -371,7 +371,7 @@
           <w:szCs w:val="24"/>
           <w:rtl/>
         </w:rPr>
-        <w:t xml:space="preserve"> עמדת האישה מובאת בתגובה זו, והיא תציג אותה גם באופן אישי בדיון. אין כל הצדקה לחייב את האישה, ורק אותה, בתצהיר, כאשר הבעל עצמו לא צירף תצהיר לבקשתו.</w:t>
+        <w:t xml:space="preserve"> דין הבקשה לחייב את האישה בתצהיר להידחות. עמדת האישה מובאת במלואה בתגובה זו, והיא תציג אותה גם באופן אישי בפני בית הדין בדיון. הבעל, שלא צירף תצהיר לבקשתו שלו, אינו יכול לדרוש מהאישה את מה שהוא עצמו לא עשה.</w:t>
       </w:r>
     </w:p>
     <w:p>
@@ -382,7 +382,7 @@
           <w:numId w:val="2"/>
         </w:numPr>
         <w:bidi/>
-        <w:spacing w:after="120" w:line="360" w:lineRule="auto"/>
+        <w:spacing w:after="60" w:line="360" w:lineRule="auto"/>
         <w:jc w:val="both"/>
       </w:pPr>
       <w:r>
@@ -403,7 +403,7 @@
           <w:szCs w:val="24"/>
           <w:rtl/>
         </w:rPr>
-        <w:t xml:space="preserve"> הדיון הוא המקום הנכון לקבוע מסגרת לתקופת הניסיון. האישה תסכים לביטולו רק אם הבעל יודיע בכתב על הסכמתו למתווה, והמתווה יקבל תוקף של החלטה. אחרת, האישה עומדת על קיום הדיון במועדו.</w:t>
+        <w:t xml:space="preserve"> האישה מתנגדת לביטול הדיון. דווקא משום שהצדדים בוחנים שלום בית, נדרשת מסגרת ברורה שתיקבע על ידי בית הדין. האישה תסכים לביטול הדיון אך ורק אם הבעל יודיע בכתב על הסכמתו למתווה, והמתווה יקבל תוקף של החלטה. בהיעדר הסכמה כאמור, האישה עומדת על קיום הדיון במועדו.</w:t>
       </w:r>
     </w:p>
     <w:p>
@@ -414,7 +414,7 @@
           <w:numId w:val="2"/>
         </w:numPr>
         <w:bidi/>
-        <w:spacing w:after="120" w:line="360" w:lineRule="auto"/>
+        <w:spacing w:after="60" w:line="360" w:lineRule="auto"/>
         <w:jc w:val="both"/>
       </w:pPr>
       <w:r>
@@ -435,7 +435,7 @@
           <w:szCs w:val="24"/>
           <w:rtl/>
         </w:rPr>
-        <w:t xml:space="preserve"> הצו ניתן לאחר שהוצגו בפני בית הדין נסיבות שהצדיקו אותו. אף על פי כן, ומתוך רצון כן בשלום בית, האישה מסכימה לביטולו ולחזרת הבעל לבית, אך אך ורק כחלק מהמתווה ובכפוף לכל תנאיו. ככל שהבעל לא יסכים למתווה, האישה מתנגדת לביטול הצו. אין בהסכמה זו הודאה כי הנסיבות שבבסיס הצו לא התקיימו.</w:t>
+        <w:t xml:space="preserve"> הצו ניתן לאחר שבית הדין שוכנע כי קיימות נסיבות המצדיקות אותו. אף על פי כן, ומתוך רצון כן בשלום בית, האישה מסכימה לביטול הצו ולחזרת הבעל לבית, אך ורק כחלק מהמתווה ובכפוף לכל תנאיו. ככל שהבעל לא יסכים למתווה, האישה מתנגדת לביטול הצו. אין בהסכמת האישה משום הודאה כי הנסיבות שבבסיס הצו לא התקיימו.</w:t>
       </w:r>
     </w:p>
     <w:p>
@@ -446,7 +446,7 @@
           <w:numId w:val="2"/>
         </w:numPr>
         <w:bidi/>
-        <w:spacing w:after="120" w:line="360" w:lineRule="auto"/>
+        <w:spacing w:after="60" w:line="360" w:lineRule="auto"/>
         <w:jc w:val="both"/>
       </w:pPr>
       <w:r>
@@ -467,20 +467,8 @@
           <w:szCs w:val="24"/>
           <w:rtl/>
         </w:rPr>
-        <w:t xml:space="preserve"> האישה מתנגדת נחרצות לבקשה לבטל את המזונות הזמניים שנפסקו לילדים, שהוכנסה בסוגריים בסעיף 18 לבקשה, ומבקשת לדחותה על הסף. ביטול מזונות הוא סעד מהותי המחייב בקשה מנומקת ונתמכת בראיות, והבקשה אינה כוללת ולו נימוק אחד. מזונות הילדים הם זכותם של הילדים עצמם, וחובת האב לזון את ילדיו הקטינים אינה תלויה במצב היחסים בין ההורים ואינה נתונה למיקוח ביניהם. בקשה לשלול את מזונות הילדים דווקא בפתח תקופת שיקום, ובצמוד להצהרה על שלום בית, מעוררת חשש של ממש כי ההצהרה נועדה לשמש כלי לחיסכון כספי ולא לשיקום המשפחה.</w:t>
-      </w:r>
-    </w:p>
-    <w:p>
-      <w:pPr>
-        <w:pStyle w:val="ListParagraph"/>
-        <w:numPr>
-          <w:ilvl w:val="0"/>
-          <w:numId w:val="2"/>
-        </w:numPr>
-        <w:bidi/>
-        <w:spacing w:after="120" w:line="360" w:lineRule="auto"/>
-        <w:jc w:val="both"/>
-      </w:pPr>
+        <w:t xml:space="preserve"> האישה מתנגדת נחרצות לבקשה לבטל את המזונות הזמניים שנפסקו לילדים, ומבקשת לדחותה על הסף. </w:t>
+      </w:r>
       <w:r>
         <w:rPr>
           <w:rFonts w:ascii="David" w:cs="David" w:eastAsia="David" w:hAnsi="David"/>
@@ -490,113 +478,17 @@
           <w:szCs w:val="24"/>
           <w:rtl/>
         </w:rPr>
-        <w:t xml:space="preserve">חלופה מוצעת:</w:t>
-      </w:r>
-      <w:r>
-        <w:rPr>
-          <w:rFonts w:ascii="David" w:cs="David" w:eastAsia="David" w:hAnsi="David"/>
-          <w:sz w:val="24"/>
-          <w:szCs w:val="24"/>
-          <w:rtl/>
-        </w:rPr>
-        <w:t xml:space="preserve"> מבלי לגרוע מהתנגדותה, ומתוך רצון לקדם את עצמאותה הכלכלית ואת יציבות הבית, האישה מוכנה להסדר הבא:</w:t>
-      </w:r>
-    </w:p>
-    <w:p>
-      <w:pPr>
-        <w:pStyle w:val="ListParagraph"/>
-        <w:numPr>
-          <w:ilvl w:val="0"/>
-          <w:numId w:val="3"/>
-        </w:numPr>
-        <w:bidi/>
-        <w:spacing w:after="120" w:line="360" w:lineRule="auto"/>
-        <w:jc w:val="both"/>
-      </w:pPr>
-      <w:r>
-        <w:rPr>
-          <w:rFonts w:ascii="David" w:cs="David" w:eastAsia="David" w:hAnsi="David"/>
-          <w:sz w:val="24"/>
-          <w:szCs w:val="24"/>
-          <w:rtl/>
-        </w:rPr>
-        <w:t xml:space="preserve">הבעל יישא במלוא עלות המעון של בנם השלישי של הצדדים, כבן 10 חודשים, בתשלום ישיר למעון, ויציג לאישה אישור תשלום מדי חודש.</w:t>
-      </w:r>
-    </w:p>
-    <w:p>
-      <w:pPr>
-        <w:pStyle w:val="ListParagraph"/>
-        <w:numPr>
-          <w:ilvl w:val="0"/>
-          <w:numId w:val="3"/>
-        </w:numPr>
-        <w:bidi/>
-        <w:spacing w:after="120" w:line="360" w:lineRule="auto"/>
-        <w:jc w:val="both"/>
-      </w:pPr>
-      <w:r>
-        <w:rPr>
-          <w:rFonts w:ascii="David" w:cs="David" w:eastAsia="David" w:hAnsi="David"/>
-          <w:sz w:val="24"/>
-          <w:szCs w:val="24"/>
-          <w:rtl/>
-        </w:rPr>
-        <w:t xml:space="preserve">עם קליטת הבן במעון, האישה תצא לעבודה, כדי לשאת בעצמה בכלכלת הבית ובכלכלתה.</w:t>
-      </w:r>
-    </w:p>
-    <w:p>
-      <w:pPr>
-        <w:pStyle w:val="ListParagraph"/>
-        <w:numPr>
-          <w:ilvl w:val="0"/>
-          <w:numId w:val="3"/>
-        </w:numPr>
-        <w:bidi/>
-        <w:spacing w:after="120" w:line="360" w:lineRule="auto"/>
-        <w:jc w:val="both"/>
-      </w:pPr>
-      <w:r>
-        <w:rPr>
-          <w:rFonts w:ascii="David" w:cs="David" w:eastAsia="David" w:hAnsi="David"/>
-          <w:sz w:val="24"/>
-          <w:szCs w:val="24"/>
-          <w:rtl/>
-        </w:rPr>
-        <w:t xml:space="preserve">מהיום שבו תתחיל האישה לעבוד בפועל, וכל עוד הבעל משלם את המעון במלואו ובמועדו, יעודכן סכום המזונות הזמניים בהתאם להכנסות הצדדים, כפי שיורה בית הדין הנכבד, ובלבד שלא יפחת מהצרכים ההכרחיים של הילדים.</w:t>
-      </w:r>
-    </w:p>
-    <w:p>
-      <w:pPr>
-        <w:pStyle w:val="ListParagraph"/>
-        <w:numPr>
-          <w:ilvl w:val="0"/>
-          <w:numId w:val="3"/>
-        </w:numPr>
-        <w:bidi/>
-        <w:spacing w:after="120" w:line="360" w:lineRule="auto"/>
-        <w:jc w:val="both"/>
-      </w:pPr>
-      <w:r>
-        <w:rPr>
-          <w:rFonts w:ascii="David" w:cs="David" w:eastAsia="David" w:hAnsi="David"/>
-          <w:sz w:val="24"/>
-          <w:szCs w:val="24"/>
-          <w:rtl/>
-        </w:rPr>
-        <w:t xml:space="preserve">אם הבעל יפסיק לשלם את המעון, או אם האישה תפסיק לעבוד שלא באשמתה, יחזור סכום המזונות הזמניים לקדמותו באופן מיידי, ללא צורך בהחלטה נוספת.</w:t>
-      </w:r>
-    </w:p>
-    <w:p>
-      <w:pPr>
-        <w:pStyle w:val="ListParagraph"/>
-        <w:numPr>
-          <w:ilvl w:val="0"/>
-          <w:numId w:val="2"/>
-        </w:numPr>
-        <w:bidi/>
-        <w:spacing w:after="120" w:line="360" w:lineRule="auto"/>
-        <w:jc w:val="both"/>
-      </w:pPr>
+        <w:t xml:space="preserve">ראשית</w:t>
+      </w:r>
+      <w:r>
+        <w:rPr>
+          <w:rFonts w:ascii="David" w:cs="David" w:eastAsia="David" w:hAnsi="David"/>
+          <w:sz w:val="24"/>
+          <w:szCs w:val="24"/>
+          <w:rtl/>
+        </w:rPr>
+        <w:t xml:space="preserve">, הבקשה הוכנסה בתוך סוגריים בסעיף 18 לבקשה, ללא כל נימוק. ביטול מזונות הוא סעד מהותי המחייב בקשה מסודרת, מנומקת ונתמכת בראיות, ואין לאפשר את השגתו בדרך עקיפה זו. </w:t>
+      </w:r>
       <w:r>
         <w:rPr>
           <w:rFonts w:ascii="David" w:cs="David" w:eastAsia="David" w:hAnsi="David"/>
@@ -606,6 +498,174 @@
           <w:szCs w:val="24"/>
           <w:rtl/>
         </w:rPr>
+        <w:t xml:space="preserve">שנית</w:t>
+      </w:r>
+      <w:r>
+        <w:rPr>
+          <w:rFonts w:ascii="David" w:cs="David" w:eastAsia="David" w:hAnsi="David"/>
+          <w:sz w:val="24"/>
+          <w:szCs w:val="24"/>
+          <w:rtl/>
+        </w:rPr>
+        <w:t xml:space="preserve">, מזונות הילדים הם זכותם של הילדים עצמם. חובת האב לזון את ילדיו הקטינים אינה תלויה ביחסים בין ההורים, ואינה יכולה לשמש קלף במשא ומתן ביניהם. </w:t>
+      </w:r>
+      <w:r>
+        <w:rPr>
+          <w:rFonts w:ascii="David" w:cs="David" w:eastAsia="David" w:hAnsi="David"/>
+          <w:b/>
+          <w:bCs/>
+          <w:sz w:val="24"/>
+          <w:szCs w:val="24"/>
+          <w:rtl/>
+        </w:rPr>
+        <w:t xml:space="preserve">שלישית</w:t>
+      </w:r>
+      <w:r>
+        <w:rPr>
+          <w:rFonts w:ascii="David" w:cs="David" w:eastAsia="David" w:hAnsi="David"/>
+          <w:sz w:val="24"/>
+          <w:szCs w:val="24"/>
+          <w:rtl/>
+        </w:rPr>
+        <w:t xml:space="preserve">, בקשה לשלול את מזונות הילדים דווקא בפתח תקופת שיקום, ובצמוד להצהרה על רצון בשלום בית, מעוררת חשש ממשי כי ההצהרה נועדה לשמש אמצעי לחיסכון כספי ולא לשיקום המשפחה.</w:t>
+      </w:r>
+    </w:p>
+    <w:p>
+      <w:pPr>
+        <w:pStyle w:val="ListParagraph"/>
+        <w:numPr>
+          <w:ilvl w:val="0"/>
+          <w:numId w:val="2"/>
+        </w:numPr>
+        <w:bidi/>
+        <w:spacing w:after="60" w:line="360" w:lineRule="auto"/>
+        <w:jc w:val="both"/>
+      </w:pPr>
+      <w:r>
+        <w:rPr>
+          <w:rFonts w:ascii="David" w:cs="David" w:eastAsia="David" w:hAnsi="David"/>
+          <w:b/>
+          <w:bCs/>
+          <w:sz w:val="24"/>
+          <w:szCs w:val="24"/>
+          <w:rtl/>
+        </w:rPr>
+        <w:t xml:space="preserve">חלופה מוצעת:</w:t>
+      </w:r>
+      <w:r>
+        <w:rPr>
+          <w:rFonts w:ascii="David" w:cs="David" w:eastAsia="David" w:hAnsi="David"/>
+          <w:sz w:val="24"/>
+          <w:szCs w:val="24"/>
+          <w:rtl/>
+        </w:rPr>
+        <w:t xml:space="preserve"> מבלי לגרוע מהתנגדותה, ומתוך רצון לקדם את עצמאותה הכלכלית ואת יציבות הבית, האישה מוכנה להסדר הבא:</w:t>
+      </w:r>
+    </w:p>
+    <w:p>
+      <w:pPr>
+        <w:pStyle w:val="ListParagraph"/>
+        <w:numPr>
+          <w:ilvl w:val="0"/>
+          <w:numId w:val="3"/>
+        </w:numPr>
+        <w:bidi/>
+        <w:spacing w:after="60" w:line="360" w:lineRule="auto"/>
+        <w:jc w:val="both"/>
+      </w:pPr>
+      <w:r>
+        <w:rPr>
+          <w:rFonts w:ascii="David" w:cs="David" w:eastAsia="David" w:hAnsi="David"/>
+          <w:sz w:val="24"/>
+          <w:szCs w:val="24"/>
+          <w:rtl/>
+        </w:rPr>
+        <w:t xml:space="preserve">הבעל יישא במלוא עלות המעון של בנם השלישי של הצדדים, כבן 10 חודשים, בתשלום ישיר למעון, ויציג לאישה אישור תשלום מדי חודש.</w:t>
+      </w:r>
+    </w:p>
+    <w:p>
+      <w:pPr>
+        <w:pStyle w:val="ListParagraph"/>
+        <w:numPr>
+          <w:ilvl w:val="0"/>
+          <w:numId w:val="3"/>
+        </w:numPr>
+        <w:bidi/>
+        <w:spacing w:after="60" w:line="360" w:lineRule="auto"/>
+        <w:jc w:val="both"/>
+      </w:pPr>
+      <w:r>
+        <w:rPr>
+          <w:rFonts w:ascii="David" w:cs="David" w:eastAsia="David" w:hAnsi="David"/>
+          <w:sz w:val="24"/>
+          <w:szCs w:val="24"/>
+          <w:rtl/>
+        </w:rPr>
+        <w:t xml:space="preserve">עם קליטת הבן במעון, האישה תצא לעבודה, כדי לשאת בעצמה בכלכלת הבית ובכלכלתה.</w:t>
+      </w:r>
+    </w:p>
+    <w:p>
+      <w:pPr>
+        <w:pStyle w:val="ListParagraph"/>
+        <w:numPr>
+          <w:ilvl w:val="0"/>
+          <w:numId w:val="3"/>
+        </w:numPr>
+        <w:bidi/>
+        <w:spacing w:after="60" w:line="360" w:lineRule="auto"/>
+        <w:jc w:val="both"/>
+      </w:pPr>
+      <w:r>
+        <w:rPr>
+          <w:rFonts w:ascii="David" w:cs="David" w:eastAsia="David" w:hAnsi="David"/>
+          <w:sz w:val="24"/>
+          <w:szCs w:val="24"/>
+          <w:rtl/>
+        </w:rPr>
+        <w:t xml:space="preserve">מהיום שבו תתחיל האישה לעבוד בפועל, וכל עוד הבעל משלם את המעון במלואו ובמועדו, יעודכן סכום המזונות הזמניים בהתאם להכנסות הצדדים, כפי שיורה בית הדין הנכבד, ובלבד שלא יפחת מהצרכים ההכרחיים של הילדים.</w:t>
+      </w:r>
+    </w:p>
+    <w:p>
+      <w:pPr>
+        <w:pStyle w:val="ListParagraph"/>
+        <w:numPr>
+          <w:ilvl w:val="0"/>
+          <w:numId w:val="3"/>
+        </w:numPr>
+        <w:bidi/>
+        <w:spacing w:after="60" w:line="360" w:lineRule="auto"/>
+        <w:jc w:val="both"/>
+      </w:pPr>
+      <w:r>
+        <w:rPr>
+          <w:rFonts w:ascii="David" w:cs="David" w:eastAsia="David" w:hAnsi="David"/>
+          <w:sz w:val="24"/>
+          <w:szCs w:val="24"/>
+          <w:rtl/>
+        </w:rPr>
+        <w:t xml:space="preserve">אם הבעל יפסיק לשלם את המעון, או אם האישה תפסיק לעבוד שלא באשמתה, יחזור סכום המזונות הזמניים לקדמותו באופן מיידי, ללא צורך בהחלטה נוספת.</w:t>
+      </w:r>
+    </w:p>
+    <w:p>
+      <w:pPr>
+        <w:pStyle w:val="ListParagraph"/>
+        <w:numPr>
+          <w:ilvl w:val="0"/>
+          <w:numId w:val="2"/>
+        </w:numPr>
+        <w:bidi/>
+        <w:spacing w:after="60" w:line="360" w:lineRule="auto"/>
+        <w:jc w:val="both"/>
+      </w:pPr>
+      <w:r>
+        <w:rPr>
+          <w:rFonts w:ascii="David" w:cs="David" w:eastAsia="David" w:hAnsi="David"/>
+          <w:b/>
+          <w:bCs/>
+          <w:sz w:val="24"/>
+          <w:szCs w:val="24"/>
+          <w:rtl/>
+        </w:rPr>
         <w:t xml:space="preserve">המתווה המוצע:</w:t>
       </w:r>
     </w:p>
@@ -617,7 +677,7 @@
           <w:numId w:val="4"/>
         </w:numPr>
         <w:bidi/>
-        <w:spacing w:after="120" w:line="360" w:lineRule="auto"/>
+        <w:spacing w:after="60" w:line="360" w:lineRule="auto"/>
         <w:jc w:val="both"/>
       </w:pPr>
       <w:r>
@@ -638,7 +698,7 @@
           <w:numId w:val="4"/>
         </w:numPr>
         <w:bidi/>
-        <w:spacing w:after="120" w:line="360" w:lineRule="auto"/>
+        <w:spacing w:after="60" w:line="360" w:lineRule="auto"/>
         <w:jc w:val="both"/>
       </w:pPr>
       <w:r>
@@ -659,7 +719,7 @@
           <w:numId w:val="4"/>
         </w:numPr>
         <w:bidi/>
-        <w:spacing w:after="120" w:line="360" w:lineRule="auto"/>
+        <w:spacing w:after="60" w:line="360" w:lineRule="auto"/>
         <w:jc w:val="both"/>
       </w:pPr>
       <w:r>
@@ -680,7 +740,7 @@
           <w:numId w:val="4"/>
         </w:numPr>
         <w:bidi/>
-        <w:spacing w:after="120" w:line="360" w:lineRule="auto"/>
+        <w:spacing w:after="60" w:line="360" w:lineRule="auto"/>
         <w:jc w:val="both"/>
       </w:pPr>
       <w:r>
@@ -701,7 +761,7 @@
           <w:numId w:val="4"/>
         </w:numPr>
         <w:bidi/>
-        <w:spacing w:after="120" w:line="360" w:lineRule="auto"/>
+        <w:spacing w:after="60" w:line="360" w:lineRule="auto"/>
         <w:jc w:val="both"/>
       </w:pPr>
       <w:r>
@@ -722,7 +782,7 @@
           <w:numId w:val="4"/>
         </w:numPr>
         <w:bidi/>
-        <w:spacing w:after="120" w:line="360" w:lineRule="auto"/>
+        <w:spacing w:after="60" w:line="360" w:lineRule="auto"/>
         <w:jc w:val="both"/>
       </w:pPr>
       <w:r>
@@ -743,23 +803,107 @@
           <w:numId w:val="2"/>
         </w:numPr>
         <w:bidi/>
-        <w:spacing w:after="120" w:line="360" w:lineRule="auto"/>
-        <w:jc w:val="both"/>
-      </w:pPr>
-      <w:r>
-        <w:rPr>
-          <w:rFonts w:ascii="David" w:cs="David" w:eastAsia="David" w:hAnsi="David"/>
-          <w:sz w:val="24"/>
-          <w:szCs w:val="24"/>
-          <w:rtl/>
-        </w:rPr>
-        <w:t xml:space="preserve">אשר על כן, מתבקש בית הדין הנכבד לאמץ את המתווה ולתת לו תוקף של החלטה; לבטל את הדיון רק אם הבעל יודיע בכתב על הסכמתו למתווה, ואחרת לקיימו במועדו; לדחות את הבקשה להגשת תצהיר; ולדחות על הסף את הבקשה לביטול המזונות הזמניים, ולחלופין לאמץ את ההסדר החלופי שבסעיף 6 לעיל.</w:t>
-      </w:r>
-    </w:p>
-    <w:p>
-      <w:pPr>
-        <w:bidi/>
-        <w:spacing w:after="200"/>
+        <w:spacing w:after="60" w:line="360" w:lineRule="auto"/>
+        <w:jc w:val="both"/>
+      </w:pPr>
+      <w:r>
+        <w:rPr>
+          <w:rFonts w:ascii="David" w:cs="David" w:eastAsia="David" w:hAnsi="David"/>
+          <w:sz w:val="24"/>
+          <w:szCs w:val="24"/>
+          <w:rtl/>
+        </w:rPr>
+        <w:t xml:space="preserve">אשר על כן, מתבקש בית הדין הנכבד:</w:t>
+      </w:r>
+    </w:p>
+    <w:p>
+      <w:pPr>
+        <w:pStyle w:val="ListParagraph"/>
+        <w:numPr>
+          <w:ilvl w:val="0"/>
+          <w:numId w:val="5"/>
+        </w:numPr>
+        <w:bidi/>
+        <w:spacing w:after="60" w:line="360" w:lineRule="auto"/>
+        <w:jc w:val="both"/>
+      </w:pPr>
+      <w:r>
+        <w:rPr>
+          <w:rFonts w:ascii="David" w:cs="David" w:eastAsia="David" w:hAnsi="David"/>
+          <w:sz w:val="24"/>
+          <w:szCs w:val="24"/>
+          <w:rtl/>
+        </w:rPr>
+        <w:t xml:space="preserve">לאמץ את המתווה שבסעיף 7 ולתת לו תוקף של החלטה.</w:t>
+      </w:r>
+    </w:p>
+    <w:p>
+      <w:pPr>
+        <w:pStyle w:val="ListParagraph"/>
+        <w:numPr>
+          <w:ilvl w:val="0"/>
+          <w:numId w:val="5"/>
+        </w:numPr>
+        <w:bidi/>
+        <w:spacing w:after="60" w:line="360" w:lineRule="auto"/>
+        <w:jc w:val="both"/>
+      </w:pPr>
+      <w:r>
+        <w:rPr>
+          <w:rFonts w:ascii="David" w:cs="David" w:eastAsia="David" w:hAnsi="David"/>
+          <w:sz w:val="24"/>
+          <w:szCs w:val="24"/>
+          <w:rtl/>
+        </w:rPr>
+        <w:t xml:space="preserve">לבטל את הדיון רק אם הבעל יודיע בכתב על הסכמתו למתווה, ואחרת לקיימו במועדו.</w:t>
+      </w:r>
+    </w:p>
+    <w:p>
+      <w:pPr>
+        <w:pStyle w:val="ListParagraph"/>
+        <w:numPr>
+          <w:ilvl w:val="0"/>
+          <w:numId w:val="5"/>
+        </w:numPr>
+        <w:bidi/>
+        <w:spacing w:after="60" w:line="360" w:lineRule="auto"/>
+        <w:jc w:val="both"/>
+      </w:pPr>
+      <w:r>
+        <w:rPr>
+          <w:rFonts w:ascii="David" w:cs="David" w:eastAsia="David" w:hAnsi="David"/>
+          <w:sz w:val="24"/>
+          <w:szCs w:val="24"/>
+          <w:rtl/>
+        </w:rPr>
+        <w:t xml:space="preserve">לדחות את הבקשה לחייב את האישה בתצהיר.</w:t>
+      </w:r>
+    </w:p>
+    <w:p>
+      <w:pPr>
+        <w:pStyle w:val="ListParagraph"/>
+        <w:numPr>
+          <w:ilvl w:val="0"/>
+          <w:numId w:val="5"/>
+        </w:numPr>
+        <w:bidi/>
+        <w:spacing w:after="60" w:line="360" w:lineRule="auto"/>
+        <w:jc w:val="both"/>
+      </w:pPr>
+      <w:r>
+        <w:rPr>
+          <w:rFonts w:ascii="David" w:cs="David" w:eastAsia="David" w:hAnsi="David"/>
+          <w:sz w:val="24"/>
+          <w:szCs w:val="24"/>
+          <w:rtl/>
+        </w:rPr>
+        <w:t xml:space="preserve">לדחות על הסף את הבקשה לביטול המזונות הזמניים, ולחלופין לאמץ את ההסדר שבסעיף 6.</w:t>
+      </w:r>
+    </w:p>
+    <w:p>
+      <w:pPr>
+        <w:bidi/>
+        <w:spacing w:after="120"/>
         <w:jc w:val="both"/>
       </w:pPr>
     </w:p>
@@ -889,7 +1033,7 @@
     </w:tbl>
     <w:sectPr>
       <w:pgSz w:w="11906" w:h="16838" w:orient="portrait"/>
-      <w:pgMar w:top="1417" w:right="1417" w:bottom="1417" w:left="1417" w:header="708" w:footer="708" w:gutter="0"/>
+      <w:pgMar w:top="1134" w:right="1417" w:bottom="1134" w:left="1417" w:header="708" w:footer="708" w:gutter="0"/>
       <w:pgNumType/>
       <w:docGrid w:linePitch="360"/>
     </w:sectPr>
@@ -1106,6 +1250,12 @@
     </w:lvlOverride>
   </w:num>
   <w:num w:numId="4">
+    <w:abstractNumId w:val="3"/>
+    <w:lvlOverride w:ilvl="0">
+      <w:startOverride w:val="1"/>
+    </w:lvlOverride>
+  </w:num>
+  <w:num w:numId="5">
     <w:abstractNumId w:val="3"/>
     <w:lvlOverride w:ilvl="0">
       <w:startOverride w:val="1"/>

--- a/rabbinical-court-response/תגובת_האישה_לבקשת_הבעל.docx
+++ b/rabbinical-court-response/תגובת_האישה_לבקשת_הבעל.docx
@@ -45,7 +45,7 @@
                 <w:szCs w:val="24"/>
                 <w:rtl/>
               </w:rPr>
-              <w:t xml:space="preserve">בבית הדין הרבני האזורי ב________</w:t>
+              <w:t xml:space="preserve">בבית הדין הרבני האזורי רחובות</w:t>
             </w:r>
           </w:p>
         </w:tc>
@@ -74,7 +74,7 @@
                 <w:szCs w:val="24"/>
                 <w:rtl/>
               </w:rPr>
-              <w:t xml:space="preserve">תיק מס' ____________</w:t>
+              <w:t xml:space="preserve">תיק 1298590/4</w:t>
             </w:r>
           </w:p>
         </w:tc>
@@ -123,7 +123,7 @@
                 <w:szCs w:val="24"/>
                 <w:rtl/>
               </w:rPr>
-              <w:t xml:space="preserve">התובעת:</w:t>
+              <w:t xml:space="preserve">המבקשת:</w:t>
             </w:r>
           </w:p>
         </w:tc>
@@ -152,7 +152,7 @@
                 <w:szCs w:val="24"/>
                 <w:rtl/>
               </w:rPr>
-              <w:t xml:space="preserve">____________ (להלן: "האישה")</w:t>
+              <w:t xml:space="preserve">ישאמבת עלמיהו, ת"ז 319506812 (להלן: "האישה")</w:t>
             </w:r>
           </w:p>
           <w:p>
@@ -168,7 +168,7 @@
                 <w:szCs w:val="24"/>
                 <w:rtl/>
               </w:rPr>
-              <w:t xml:space="preserve">באמצעות ב"כ עו"ד ____________</w:t>
+              <w:t xml:space="preserve">באמצעות ב"כ עו"ד סולומון טקה</w:t>
             </w:r>
           </w:p>
         </w:tc>
@@ -235,7 +235,7 @@
                 <w:szCs w:val="24"/>
                 <w:rtl/>
               </w:rPr>
-              <w:t xml:space="preserve">הנתבע:</w:t>
+              <w:t xml:space="preserve">המשיב:</w:t>
             </w:r>
           </w:p>
         </w:tc>
@@ -264,7 +264,7 @@
                 <w:szCs w:val="24"/>
                 <w:rtl/>
               </w:rPr>
-              <w:t xml:space="preserve">____________ (להלן: "הבעל")</w:t>
+              <w:t xml:space="preserve">סיטוטאו אסנקה, ת"ז 321836330 (להלן: "הבעל")</w:t>
             </w:r>
           </w:p>
           <w:p>
@@ -1007,7 +1007,7 @@
                 <w:szCs w:val="24"/>
                 <w:rtl/>
               </w:rPr>
-              <w:t xml:space="preserve">__________, עו"ד</w:t>
+              <w:t xml:space="preserve">סולומון טקה, עו"ד</w:t>
             </w:r>
           </w:p>
           <w:p>
